--- a/Truck_Rental_AI_Prompt_Library.docx
+++ b/Truck_Rental_AI_Prompt_Library.docx
@@ -2220,16 +2220,246 @@
           <w:szCs w:val="16"/>
         </w:rPr>
       </w:pPr>
-      <w:r>
+    </w:p>
+    <w:p>
+      <w:pPr>
+        <w:spacing w:before="80" w:after="80"/>
         <w:rPr>
           <w:color w:val="555555"/>
           <w:sz w:val="16"/>
           <w:szCs w:val="16"/>
         </w:rPr>
-        <w:t>NEED TO WORK</w:t>
-      </w:r>
+      </w:pPr>
+    </w:p>
+    <w:p>
+      <w:pPr>
+        <w:spacing w:before="80" w:after="80"/>
+        <w:rPr>
+          <w:color w:val="555555"/>
+          <w:sz w:val="16"/>
+          <w:szCs w:val="16"/>
+        </w:rPr>
+      </w:pPr>
+    </w:p>
+    <w:p>
+      <w:pPr>
+        <w:spacing w:before="80" w:after="80"/>
+        <w:rPr>
+          <w:color w:val="555555"/>
+          <w:sz w:val="16"/>
+          <w:szCs w:val="16"/>
+        </w:rPr>
+      </w:pPr>
+    </w:p>
+    <w:p>
+      <w:pPr>
+        <w:spacing w:before="80" w:after="80"/>
+        <w:rPr>
+          <w:color w:val="555555"/>
+          <w:sz w:val="16"/>
+          <w:szCs w:val="16"/>
+        </w:rPr>
+      </w:pPr>
+    </w:p>
+    <w:p>
+      <w:pPr>
+        <w:spacing w:before="80" w:after="80"/>
+        <w:rPr>
+          <w:color w:val="555555"/>
+          <w:sz w:val="16"/>
+          <w:szCs w:val="16"/>
+        </w:rPr>
+      </w:pPr>
+    </w:p>
+    <w:p>
+      <w:pPr>
+        <w:spacing w:before="80" w:after="80"/>
+        <w:rPr>
+          <w:color w:val="555555"/>
+          <w:sz w:val="16"/>
+          <w:szCs w:val="16"/>
+        </w:rPr>
+      </w:pPr>
+    </w:p>
+    <w:p>
+      <w:pPr>
+        <w:spacing w:before="80" w:after="80"/>
+        <w:rPr>
+          <w:color w:val="555555"/>
+          <w:sz w:val="16"/>
+          <w:szCs w:val="16"/>
+        </w:rPr>
+      </w:pPr>
+    </w:p>
+    <w:p>
+      <w:pPr>
+        <w:spacing w:before="80" w:after="80"/>
+        <w:rPr>
+          <w:color w:val="555555"/>
+          <w:sz w:val="16"/>
+          <w:szCs w:val="16"/>
+        </w:rPr>
+      </w:pPr>
+    </w:p>
+    <w:p>
+      <w:pPr>
+        <w:spacing w:before="80" w:after="80"/>
+        <w:rPr>
+          <w:color w:val="555555"/>
+          <w:sz w:val="16"/>
+          <w:szCs w:val="16"/>
+        </w:rPr>
+      </w:pPr>
+    </w:p>
+    <w:p>
+      <w:pPr>
+        <w:spacing w:before="80" w:after="80"/>
+        <w:rPr>
+          <w:color w:val="555555"/>
+          <w:sz w:val="16"/>
+          <w:szCs w:val="16"/>
+        </w:rPr>
+      </w:pPr>
+    </w:p>
+    <w:p>
+      <w:pPr>
+        <w:spacing w:before="80" w:after="80"/>
+        <w:rPr>
+          <w:color w:val="555555"/>
+          <w:sz w:val="16"/>
+          <w:szCs w:val="16"/>
+        </w:rPr>
+      </w:pPr>
+    </w:p>
+    <w:p>
+      <w:pPr>
+        <w:spacing w:before="80" w:after="80"/>
+        <w:rPr>
+          <w:color w:val="555555"/>
+          <w:sz w:val="16"/>
+          <w:szCs w:val="16"/>
+        </w:rPr>
+      </w:pPr>
+    </w:p>
+    <w:p>
+      <w:pPr>
+        <w:spacing w:before="80" w:after="80"/>
+        <w:rPr>
+          <w:color w:val="555555"/>
+          <w:sz w:val="16"/>
+          <w:szCs w:val="16"/>
+        </w:rPr>
+      </w:pPr>
+    </w:p>
+    <w:p>
+      <w:pPr>
+        <w:spacing w:before="80" w:after="80"/>
+        <w:rPr>
+          <w:color w:val="555555"/>
+          <w:sz w:val="16"/>
+          <w:szCs w:val="16"/>
+        </w:rPr>
+      </w:pPr>
+    </w:p>
+    <w:p>
+      <w:pPr>
+        <w:spacing w:before="80" w:after="80"/>
+        <w:rPr>
+          <w:color w:val="555555"/>
+          <w:sz w:val="16"/>
+          <w:szCs w:val="16"/>
+        </w:rPr>
+      </w:pPr>
+    </w:p>
+    <w:p>
+      <w:pPr>
+        <w:spacing w:before="80" w:after="80"/>
+        <w:rPr>
+          <w:color w:val="555555"/>
+          <w:sz w:val="16"/>
+          <w:szCs w:val="16"/>
+        </w:rPr>
+      </w:pPr>
+    </w:p>
+    <w:p>
+      <w:pPr>
+        <w:spacing w:before="80" w:after="80"/>
+        <w:rPr>
+          <w:color w:val="555555"/>
+          <w:sz w:val="16"/>
+          <w:szCs w:val="16"/>
+        </w:rPr>
+      </w:pPr>
+    </w:p>
+    <w:p>
+      <w:pPr>
+        <w:spacing w:before="80" w:after="80"/>
+        <w:rPr>
+          <w:color w:val="555555"/>
+          <w:sz w:val="16"/>
+          <w:szCs w:val="16"/>
+        </w:rPr>
+      </w:pPr>
+    </w:p>
+    <w:p>
+      <w:pPr>
+        <w:spacing w:before="80" w:after="80"/>
+        <w:rPr>
+          <w:color w:val="555555"/>
+          <w:sz w:val="16"/>
+          <w:szCs w:val="16"/>
+        </w:rPr>
+      </w:pPr>
+    </w:p>
+    <w:p>
+      <w:pPr>
+        <w:spacing w:before="80" w:after="80"/>
+        <w:rPr>
+          <w:color w:val="555555"/>
+          <w:sz w:val="16"/>
+          <w:szCs w:val="16"/>
+        </w:rPr>
+      </w:pPr>
+    </w:p>
+    <w:p>
+      <w:pPr>
+        <w:spacing w:before="80" w:after="80"/>
+        <w:rPr>
+          <w:color w:val="555555"/>
+          <w:sz w:val="16"/>
+          <w:szCs w:val="16"/>
+        </w:rPr>
+      </w:pPr>
+    </w:p>
+    <w:p>
+      <w:pPr>
+        <w:spacing w:before="80" w:after="80"/>
+        <w:rPr>
+          <w:color w:val="555555"/>
+          <w:sz w:val="16"/>
+          <w:szCs w:val="16"/>
+        </w:rPr>
+      </w:pPr>
       <w:bookmarkStart w:id="0" w:name="_GoBack"/>
       <w:bookmarkEnd w:id="0"/>
+    </w:p>
+    <w:p>
+      <w:pPr>
+        <w:spacing w:before="80" w:after="80"/>
+        <w:rPr>
+          <w:color w:val="555555"/>
+          <w:sz w:val="16"/>
+          <w:szCs w:val="16"/>
+        </w:rPr>
+      </w:pPr>
+      <w:r>
+        <w:rPr>
+          <w:color w:val="555555"/>
+          <w:sz w:val="16"/>
+          <w:szCs w:val="16"/>
+        </w:rPr>
+        <w:t>NEED TO WORK</w:t>
+      </w:r>
     </w:p>
     <w:p>
       <w:pPr>
@@ -2610,7 +2840,6 @@
                 <w:sz w:val="18"/>
                 <w:szCs w:val="18"/>
               </w:rPr>
-              <w:lastRenderedPageBreak/>
               <w:t>You are a customer service agent at a truck rental company. A customer has an existing reservation for a 15-foot moving truck this Friday at 8:00 AM, but that specific truck is unavailable due to an unexpected maintenance issue.  Do the following: 1. Apologize sincerely and take responsibility — do not blame the maintenance team. 2. Offer two alternatives: (a) a 20-foot truck at the same price, or (b) the same 15-foot truck available Saturday morning at 8:00 AM. 3. Ask which option works better for them. 4. If neither works, offer a full cancellation with no penalty.  Keep the tone calm, empathetic, and solution-focused.</w:t>
             </w:r>
           </w:p>
@@ -2967,7 +3196,18 @@
                 <w:sz w:val="18"/>
                 <w:szCs w:val="18"/>
               </w:rPr>
-              <w:t>You are a reservations agent at a truck rental company. A customer is calling 2 days before their scheduled pickup to request a date change on their existing truck rental reservation.  Steps to follow: 1. Verify their reservation by asking for their booking confirmation number or registered name. 2. Check if rescheduling within 48 hours incurs any change fee and inform them transparently. 3. Ask for their new preferred pickup date and time. 4. Confirm if the same truck size is available on that date. 5. Confirm the change and send a summary of the updated reservation.  Be efficient and friendly. Customers rescheduling are often stressed — reassure them it is easy to do.</w:t>
+              <w:t xml:space="preserve">You are a reservations agent at a truck rental company. A customer is calling 2 days before their scheduled pickup to request a date change on their existing truck rental reservation.  Steps to follow: 1. Verify their reservation by asking for their booking confirmation number or registered name. 2. Check if rescheduling within 48 hours incurs any change fee and inform them transparently. 3. Ask for their new preferred pickup date and time. 4. Confirm if the same truck size is available on that date. 5. Confirm the change and send a summary of the </w:t>
+            </w:r>
+            <w:r>
+              <w:rPr>
+                <w:i/>
+                <w:iCs/>
+                <w:color w:val="1A6E2E"/>
+                <w:sz w:val="18"/>
+                <w:szCs w:val="18"/>
+              </w:rPr>
+              <w:lastRenderedPageBreak/>
+              <w:t>updated reservation.  Be efficient and friendly. Customers rescheduling are often stressed — reassure them it is easy to do.</w:t>
             </w:r>
           </w:p>
         </w:tc>
@@ -2985,6 +3225,7 @@
           <w:sz w:val="18"/>
           <w:szCs w:val="18"/>
         </w:rPr>
+        <w:lastRenderedPageBreak/>
         <w:t>WHY THE OPTIMIZED PROMPT WORKS BETTER</w:t>
       </w:r>
     </w:p>
@@ -3259,7 +3500,6 @@
           <w:sz w:val="18"/>
           <w:szCs w:val="18"/>
         </w:rPr>
-        <w:lastRenderedPageBreak/>
         <w:t>BASIC PROMPT — What most beginners write</w:t>
       </w:r>
     </w:p>
@@ -3742,6 +3982,7 @@
                 <w:sz w:val="18"/>
                 <w:szCs w:val="18"/>
               </w:rPr>
+              <w:lastRenderedPageBreak/>
               <w:t>You are a rental advisor at a truck rental company. A customer needs help choosing between a 5x8 and a 6x12 cargo trailer. They are moving the contents of one bedroom plus approximately 10 medium-sized boxes.  Do the following: 1. Briefly explain the capacity difference between the two trailer sizes in simple terms. 2. Based on their load description, recommend the most suitable option. 3. Mention one practical tip — such as hitch size or vehicle towing inspection requirements. 4. Ask if they have any other items to load that might affect the recommendation.  Keep it short, practical, and confident.</w:t>
             </w:r>
           </w:p>
@@ -4016,7 +4257,6 @@
                 <w:sz w:val="18"/>
                 <w:szCs w:val="18"/>
               </w:rPr>
-              <w:lastRenderedPageBreak/>
               <w:t>A customer is upset about an unexpected mileage overage charge on their final bill.</w:t>
             </w:r>
           </w:p>
@@ -4445,6 +4685,7 @@
                 <w:sz w:val="18"/>
                 <w:szCs w:val="18"/>
               </w:rPr>
+              <w:lastRenderedPageBreak/>
               <w:t>Handle customer billing dispute.</w:t>
             </w:r>
           </w:p>
@@ -4707,7 +4948,6 @@
           <w:sz w:val="18"/>
           <w:szCs w:val="18"/>
         </w:rPr>
-        <w:lastRenderedPageBreak/>
         <w:t>PROMPT 9</w:t>
       </w:r>
     </w:p>
@@ -5079,6 +5319,7 @@
           <w:sz w:val="26"/>
           <w:szCs w:val="26"/>
         </w:rPr>
+        <w:lastRenderedPageBreak/>
         <w:t>Late Return Fee Dispute</w:t>
       </w:r>
     </w:p>
